--- a/CTGS_SAD (1).docx
+++ b/CTGS_SAD (1).docx
@@ -33,17 +33,6 @@
           <w:sz w:val="21"/>
         </w:rPr>
         <w:t>Version: 1.0</w:t>
-      </w:r>
-    </w:p>
-    <w:p>
-      <w:pPr>
-        <w:spacing w:after="40"/>
-      </w:pPr>
-      <w:r>
-        <w:rPr>
-          <w:sz w:val="21"/>
-        </w:rPr>
-        <w:t>Authors: Samarth (PES1UG24AM243) and Team</w:t>
       </w:r>
     </w:p>
     <w:p>
@@ -99,8 +88,7 @@
       <w:tblGrid>
         <w:gridCol w:w="1000"/>
         <w:gridCol w:w="1300"/>
-        <w:gridCol w:w="1500"/>
-        <w:gridCol w:w="4840"/>
+        <w:gridCol w:w="6340"/>
       </w:tblGrid>
       <w:tr>
         <w:trPr>
@@ -145,7 +133,7 @@
         </w:tc>
         <w:tc>
           <w:tcPr>
-            <w:tcW w:type="dxa" w:w="1500"/>
+            <w:tcW w:type="dxa" w:w="6340"/>
             <w:shd w:val="clear" w:color="auto" w:fill="DCE6F1"/>
           </w:tcPr>
           <w:p>
@@ -157,36 +145,34 @@
                 <w:b/>
                 <w:sz w:val="18"/>
               </w:rPr>
-              <w:t>Author</w:t>
-            </w:r>
-          </w:p>
-        </w:tc>
-        <w:tc>
-          <w:tcPr>
-            <w:tcW w:type="dxa" w:w="4840"/>
-            <w:shd w:val="clear" w:color="auto" w:fill="DCE6F1"/>
-          </w:tcPr>
-          <w:p>
-            <w:pPr>
-              <w:spacing w:after="0" w:before="0" w:line="240" w:lineRule="auto"/>
-            </w:pPr>
-            <w:r>
-              <w:rPr>
-                <w:b/>
+              <w:t>Change Summary</w:t>
+            </w:r>
+          </w:p>
+        </w:tc>
+      </w:tr>
+      <w:tr>
+        <w:trPr>
+          <w:cantSplit/>
+        </w:trPr>
+        <w:tc>
+          <w:tcPr>
+            <w:tcW w:type="dxa" w:w="1000"/>
+          </w:tcPr>
+          <w:p>
+            <w:pPr>
+              <w:spacing w:after="0" w:before="0" w:line="240" w:lineRule="auto"/>
+            </w:pPr>
+            <w:r>
+              <w:rPr>
                 <w:sz w:val="18"/>
               </w:rPr>
-              <w:t>Change Summary</w:t>
-            </w:r>
-          </w:p>
-        </w:tc>
-      </w:tr>
-      <w:tr>
-        <w:trPr>
-          <w:cantSplit/>
-        </w:trPr>
-        <w:tc>
-          <w:tcPr>
-            <w:tcW w:type="dxa" w:w="1000"/>
+              <w:t>1.0</w:t>
+            </w:r>
+          </w:p>
+        </w:tc>
+        <w:tc>
+          <w:tcPr>
+            <w:tcW w:type="dxa" w:w="1300"/>
           </w:tcPr>
           <w:p>
             <w:pPr>
@@ -196,45 +182,13 @@
               <w:rPr>
                 <w:sz w:val="18"/>
               </w:rPr>
-              <w:t>1.0</w:t>
-            </w:r>
-          </w:p>
-        </w:tc>
-        <w:tc>
-          <w:tcPr>
-            <w:tcW w:type="dxa" w:w="1300"/>
-          </w:tcPr>
-          <w:p>
-            <w:pPr>
-              <w:spacing w:after="0" w:before="0" w:line="240" w:lineRule="auto"/>
-            </w:pPr>
-            <w:r>
-              <w:rPr>
-                <w:sz w:val="18"/>
-              </w:rPr>
               <w:t>08-10-2026</w:t>
             </w:r>
           </w:p>
         </w:tc>
         <w:tc>
           <w:tcPr>
-            <w:tcW w:type="dxa" w:w="1500"/>
-          </w:tcPr>
-          <w:p>
-            <w:pPr>
-              <w:spacing w:after="0" w:before="0" w:line="240" w:lineRule="auto"/>
-            </w:pPr>
-            <w:r>
-              <w:rPr>
-                <w:sz w:val="18"/>
-              </w:rPr>
-              <w:t>Samarth</w:t>
-            </w:r>
-          </w:p>
-        </w:tc>
-        <w:tc>
-          <w:tcPr>
-            <w:tcW w:type="dxa" w:w="4840"/>
+            <w:tcW w:type="dxa" w:w="6340"/>
           </w:tcPr>
           <w:p>
             <w:pPr>
@@ -284,8 +238,7 @@
         <w:tblLook w:val="0400" w:firstRow="0" w:lastRow="0" w:firstColumn="0" w:lastColumn="0" w:noHBand="0" w:noVBand="1"/>
       </w:tblPr>
       <w:tblGrid>
-        <w:gridCol w:w="3000"/>
-        <w:gridCol w:w="2800"/>
+        <w:gridCol w:w="5800"/>
         <w:gridCol w:w="2840"/>
       </w:tblGrid>
       <w:tr>
@@ -295,7 +248,7 @@
         </w:trPr>
         <w:tc>
           <w:tcPr>
-            <w:tcW w:type="dxa" w:w="3000"/>
+            <w:tcW w:type="dxa" w:w="5800"/>
             <w:shd w:val="clear" w:color="auto" w:fill="DCE6F1"/>
           </w:tcPr>
           <w:p>
@@ -313,7 +266,7 @@
         </w:tc>
         <w:tc>
           <w:tcPr>
-            <w:tcW w:type="dxa" w:w="2800"/>
+            <w:tcW w:type="dxa" w:w="2840"/>
             <w:shd w:val="clear" w:color="auto" w:fill="DCE6F1"/>
           </w:tcPr>
           <w:p>
@@ -325,36 +278,80 @@
                 <w:b/>
                 <w:sz w:val="18"/>
               </w:rPr>
-              <w:t>Name</w:t>
+              <w:t>Signature/Date</w:t>
+            </w:r>
+          </w:p>
+        </w:tc>
+      </w:tr>
+      <w:tr>
+        <w:trPr>
+          <w:cantSplit/>
+        </w:trPr>
+        <w:tc>
+          <w:tcPr>
+            <w:tcW w:type="dxa" w:w="5800"/>
+          </w:tcPr>
+          <w:p>
+            <w:pPr>
+              <w:spacing w:after="0" w:before="0" w:line="240" w:lineRule="auto"/>
+            </w:pPr>
+            <w:r>
+              <w:rPr>
+                <w:sz w:val="18"/>
+              </w:rPr>
+              <w:t>Project Guide / Faculty Mentor</w:t>
             </w:r>
           </w:p>
         </w:tc>
         <w:tc>
           <w:tcPr>
             <w:tcW w:type="dxa" w:w="2840"/>
-            <w:shd w:val="clear" w:color="auto" w:fill="DCE6F1"/>
-          </w:tcPr>
-          <w:p>
-            <w:pPr>
-              <w:spacing w:after="0" w:before="0" w:line="240" w:lineRule="auto"/>
-            </w:pPr>
-            <w:r>
-              <w:rPr>
-                <w:b/>
+          </w:tcPr>
+          <w:p>
+            <w:pPr>
+              <w:spacing w:after="0" w:before="0" w:line="240" w:lineRule="auto"/>
+            </w:pPr>
+          </w:p>
+        </w:tc>
+      </w:tr>
+      <w:tr>
+        <w:trPr>
+          <w:cantSplit/>
+        </w:trPr>
+        <w:tc>
+          <w:tcPr>
+            <w:tcW w:type="dxa" w:w="5800"/>
+          </w:tcPr>
+          <w:p>
+            <w:pPr>
+              <w:spacing w:after="0" w:before="0" w:line="240" w:lineRule="auto"/>
+            </w:pPr>
+            <w:r>
+              <w:rPr>
                 <w:sz w:val="18"/>
               </w:rPr>
-              <w:t>Signature/Date</w:t>
-            </w:r>
-          </w:p>
-        </w:tc>
-      </w:tr>
-      <w:tr>
-        <w:trPr>
-          <w:cantSplit/>
-        </w:trPr>
-        <w:tc>
-          <w:tcPr>
-            <w:tcW w:type="dxa" w:w="3000"/>
+              <w:t>Team Lead</w:t>
+            </w:r>
+          </w:p>
+        </w:tc>
+        <w:tc>
+          <w:tcPr>
+            <w:tcW w:type="dxa" w:w="2840"/>
+          </w:tcPr>
+          <w:p>
+            <w:pPr>
+              <w:spacing w:after="0" w:before="0" w:line="240" w:lineRule="auto"/>
+            </w:pPr>
+          </w:p>
+        </w:tc>
+      </w:tr>
+      <w:tr>
+        <w:trPr>
+          <w:cantSplit/>
+        </w:trPr>
+        <w:tc>
+          <w:tcPr>
+            <w:tcW w:type="dxa" w:w="5800"/>
           </w:tcPr>
           <w:p>
             <w:pPr>
@@ -364,100 +361,8 @@
               <w:rPr>
                 <w:sz w:val="18"/>
               </w:rPr>
-              <w:t>Project Guide / Faculty Mentor</w:t>
-            </w:r>
-          </w:p>
-        </w:tc>
-        <w:tc>
-          <w:tcPr>
-            <w:tcW w:type="dxa" w:w="2800"/>
-          </w:tcPr>
-          <w:p>
-            <w:pPr>
-              <w:spacing w:after="0" w:before="0" w:line="240" w:lineRule="auto"/>
-            </w:pPr>
-          </w:p>
-        </w:tc>
-        <w:tc>
-          <w:tcPr>
-            <w:tcW w:type="dxa" w:w="2840"/>
-          </w:tcPr>
-          <w:p>
-            <w:pPr>
-              <w:spacing w:after="0" w:before="0" w:line="240" w:lineRule="auto"/>
-            </w:pPr>
-          </w:p>
-        </w:tc>
-      </w:tr>
-      <w:tr>
-        <w:trPr>
-          <w:cantSplit/>
-        </w:trPr>
-        <w:tc>
-          <w:tcPr>
-            <w:tcW w:type="dxa" w:w="3000"/>
-          </w:tcPr>
-          <w:p>
-            <w:pPr>
-              <w:spacing w:after="0" w:before="0" w:line="240" w:lineRule="auto"/>
-            </w:pPr>
-            <w:r>
-              <w:rPr>
-                <w:sz w:val="18"/>
-              </w:rPr>
-              <w:t>Team Lead</w:t>
-            </w:r>
-          </w:p>
-        </w:tc>
-        <w:tc>
-          <w:tcPr>
-            <w:tcW w:type="dxa" w:w="2800"/>
-          </w:tcPr>
-          <w:p>
-            <w:pPr>
-              <w:spacing w:after="0" w:before="0" w:line="240" w:lineRule="auto"/>
-            </w:pPr>
-          </w:p>
-        </w:tc>
-        <w:tc>
-          <w:tcPr>
-            <w:tcW w:type="dxa" w:w="2840"/>
-          </w:tcPr>
-          <w:p>
-            <w:pPr>
-              <w:spacing w:after="0" w:before="0" w:line="240" w:lineRule="auto"/>
-            </w:pPr>
-          </w:p>
-        </w:tc>
-      </w:tr>
-      <w:tr>
-        <w:trPr>
-          <w:cantSplit/>
-        </w:trPr>
-        <w:tc>
-          <w:tcPr>
-            <w:tcW w:type="dxa" w:w="3000"/>
-          </w:tcPr>
-          <w:p>
-            <w:pPr>
-              <w:spacing w:after="0" w:before="0" w:line="240" w:lineRule="auto"/>
-            </w:pPr>
-            <w:r>
-              <w:rPr>
-                <w:sz w:val="18"/>
-              </w:rPr>
               <w:t>Reviewer</w:t>
             </w:r>
-          </w:p>
-        </w:tc>
-        <w:tc>
-          <w:tcPr>
-            <w:tcW w:type="dxa" w:w="2800"/>
-          </w:tcPr>
-          <w:p>
-            <w:pPr>
-              <w:spacing w:after="0" w:before="0" w:line="240" w:lineRule="auto"/>
-            </w:pPr>
           </w:p>
         </w:tc>
         <w:tc>
